--- a/docs/progress_report_v1.docx
+++ b/docs/progress_report_v1.docx
@@ -35,7 +35,7 @@
         <w:rPr>
           <w:sz w:val="22"/>
         </w:rPr>
-        <w:t>Compiled on: 2026-04-15</w:t>
+        <w:t>Compiled on: 2026-04-20</w:t>
       </w:r>
     </w:p>
     <w:p>
@@ -596,15 +596,16 @@
         <w:tblLook w:firstColumn="1" w:firstRow="1" w:lastColumn="0" w:lastRow="0" w:noHBand="0" w:noVBand="1" w:val="04A0"/>
       </w:tblPr>
       <w:tblGrid>
-        <w:gridCol w:w="2160"/>
-        <w:gridCol w:w="2160"/>
-        <w:gridCol w:w="2160"/>
-        <w:gridCol w:w="2160"/>
+        <w:gridCol w:w="1728"/>
+        <w:gridCol w:w="1728"/>
+        <w:gridCol w:w="1728"/>
+        <w:gridCol w:w="1728"/>
+        <w:gridCol w:w="1728"/>
       </w:tblGrid>
       <w:tr>
         <w:tc>
           <w:tcPr>
-            <w:tcW w:type="dxa" w:w="2268"/>
+            <w:tcW w:type="dxa" w:w="1701"/>
             <w:shd w:fill="D9E1F2"/>
           </w:tcPr>
           <w:p>
@@ -619,7 +620,7 @@
         </w:tc>
         <w:tc>
           <w:tcPr>
-            <w:tcW w:type="dxa" w:w="2268"/>
+            <w:tcW w:type="dxa" w:w="1701"/>
             <w:shd w:fill="D9E1F2"/>
           </w:tcPr>
           <w:p>
@@ -634,7 +635,7 @@
         </w:tc>
         <w:tc>
           <w:tcPr>
-            <w:tcW w:type="dxa" w:w="2268"/>
+            <w:tcW w:type="dxa" w:w="1701"/>
             <w:shd w:fill="D9E1F2"/>
           </w:tcPr>
           <w:p>
@@ -649,7 +650,7 @@
         </w:tc>
         <w:tc>
           <w:tcPr>
-            <w:tcW w:type="dxa" w:w="2551"/>
+            <w:tcW w:type="dxa" w:w="1701"/>
             <w:shd w:fill="D9E1F2"/>
           </w:tcPr>
           <w:p>
@@ -662,11 +663,26 @@
             </w:r>
           </w:p>
         </w:tc>
+        <w:tc>
+          <w:tcPr>
+            <w:tcW w:type="dxa" w:w="1701"/>
+            <w:shd w:fill="D9E1F2"/>
+          </w:tcPr>
+          <w:p>
+            <w:r/>
+            <w:r>
+              <w:rPr>
+                <w:b/>
+              </w:rPr>
+              <w:t>v03a</w:t>
+            </w:r>
+          </w:p>
+        </w:tc>
       </w:tr>
       <w:tr>
         <w:tc>
           <w:tcPr>
-            <w:tcW w:type="dxa" w:w="2268"/>
+            <w:tcW w:type="dxa" w:w="1701"/>
           </w:tcPr>
           <w:p>
             <w:r>
@@ -676,7 +692,7 @@
         </w:tc>
         <w:tc>
           <w:tcPr>
-            <w:tcW w:type="dxa" w:w="2268"/>
+            <w:tcW w:type="dxa" w:w="1701"/>
           </w:tcPr>
           <w:p>
             <w:r>
@@ -686,7 +702,7 @@
         </w:tc>
         <w:tc>
           <w:tcPr>
-            <w:tcW w:type="dxa" w:w="2268"/>
+            <w:tcW w:type="dxa" w:w="1701"/>
           </w:tcPr>
           <w:p>
             <w:r>
@@ -696,7 +712,17 @@
         </w:tc>
         <w:tc>
           <w:tcPr>
-            <w:tcW w:type="dxa" w:w="2551"/>
+            <w:tcW w:type="dxa" w:w="1701"/>
+          </w:tcPr>
+          <w:p>
+            <w:r>
+              <w:t>+0.42 m</w:t>
+            </w:r>
+          </w:p>
+        </w:tc>
+        <w:tc>
+          <w:tcPr>
+            <w:tcW w:type="dxa" w:w="1701"/>
           </w:tcPr>
           <w:p>
             <w:r>
@@ -708,7 +734,7 @@
       <w:tr>
         <w:tc>
           <w:tcPr>
-            <w:tcW w:type="dxa" w:w="2268"/>
+            <w:tcW w:type="dxa" w:w="1701"/>
           </w:tcPr>
           <w:p>
             <w:r>
@@ -718,31 +744,41 @@
         </w:tc>
         <w:tc>
           <w:tcPr>
-            <w:tcW w:type="dxa" w:w="2268"/>
+            <w:tcW w:type="dxa" w:w="1701"/>
           </w:tcPr>
           <w:p>
             <w:r>
-              <w:t>drying issues</w:t>
+              <w:t>drying</w:t>
             </w:r>
           </w:p>
         </w:tc>
         <w:tc>
           <w:tcPr>
-            <w:tcW w:type="dxa" w:w="2268"/>
+            <w:tcW w:type="dxa" w:w="1701"/>
           </w:tcPr>
           <w:p>
             <w:r>
-              <w:t>always-wet cells</w:t>
+              <w:t>always-wet</w:t>
             </w:r>
           </w:p>
         </w:tc>
         <w:tc>
           <w:tcPr>
-            <w:tcW w:type="dxa" w:w="2551"/>
+            <w:tcW w:type="dxa" w:w="1701"/>
           </w:tcPr>
           <w:p>
             <w:r>
-              <w:t>always-wet cells</w:t>
+              <w:t>always-wet</w:t>
+            </w:r>
+          </w:p>
+        </w:tc>
+        <w:tc>
+          <w:tcPr>
+            <w:tcW w:type="dxa" w:w="1701"/>
+          </w:tcPr>
+          <w:p>
+            <w:r>
+              <w:t>always-wet</w:t>
             </w:r>
           </w:p>
         </w:tc>
@@ -750,7 +786,7 @@
       <w:tr>
         <w:tc>
           <w:tcPr>
-            <w:tcW w:type="dxa" w:w="2268"/>
+            <w:tcW w:type="dxa" w:w="1701"/>
           </w:tcPr>
           <w:p>
             <w:r>
@@ -760,7 +796,7 @@
         </w:tc>
         <w:tc>
           <w:tcPr>
-            <w:tcW w:type="dxa" w:w="2268"/>
+            <w:tcW w:type="dxa" w:w="1701"/>
           </w:tcPr>
           <w:p>
             <w:r>
@@ -770,21 +806,31 @@
         </w:tc>
         <w:tc>
           <w:tcPr>
-            <w:tcW w:type="dxa" w:w="2268"/>
+            <w:tcW w:type="dxa" w:w="1701"/>
           </w:tcPr>
           <w:p>
             <w:r>
-              <w:t>C1, C2, C3 added</w:t>
+              <w:t>C1, C2, C3</w:t>
             </w:r>
           </w:p>
         </w:tc>
         <w:tc>
           <w:tcPr>
-            <w:tcW w:type="dxa" w:w="2551"/>
+            <w:tcW w:type="dxa" w:w="1701"/>
           </w:tcPr>
           <w:p>
             <w:r>
-              <w:t>C1, C2, C3 added</w:t>
+              <w:t>C1, C2, C3</w:t>
+            </w:r>
+          </w:p>
+        </w:tc>
+        <w:tc>
+          <w:tcPr>
+            <w:tcW w:type="dxa" w:w="1701"/>
+          </w:tcPr>
+          <w:p>
+            <w:r>
+              <w:t>C1, C2, C3</w:t>
             </w:r>
           </w:p>
         </w:tc>
@@ -792,7 +838,7 @@
       <w:tr>
         <w:tc>
           <w:tcPr>
-            <w:tcW w:type="dxa" w:w="2268"/>
+            <w:tcW w:type="dxa" w:w="1701"/>
           </w:tcPr>
           <w:p>
             <w:r>
@@ -802,7 +848,7 @@
         </w:tc>
         <w:tc>
           <w:tcPr>
-            <w:tcW w:type="dxa" w:w="2268"/>
+            <w:tcW w:type="dxa" w:w="1701"/>
           </w:tcPr>
           <w:p>
             <w:r>
@@ -812,21 +858,31 @@
         </w:tc>
         <w:tc>
           <w:tcPr>
-            <w:tcW w:type="dxa" w:w="2268"/>
+            <w:tcW w:type="dxa" w:w="1701"/>
           </w:tcPr>
           <w:p>
             <w:r>
-              <w:t>blended ERA5 + in-situ</w:t>
+              <w:t>blended</w:t>
             </w:r>
           </w:p>
         </w:tc>
         <w:tc>
           <w:tcPr>
-            <w:tcW w:type="dxa" w:w="2551"/>
+            <w:tcW w:type="dxa" w:w="1701"/>
           </w:tcPr>
           <w:p>
             <w:r>
-              <w:t>blended ERA5 + in-situ</w:t>
+              <w:t>blended</w:t>
+            </w:r>
+          </w:p>
+        </w:tc>
+        <w:tc>
+          <w:tcPr>
+            <w:tcW w:type="dxa" w:w="1701"/>
+          </w:tcPr>
+          <w:p>
+            <w:r>
+              <w:t>blended</w:t>
             </w:r>
           </w:p>
         </w:tc>
@@ -834,7 +890,7 @@
       <w:tr>
         <w:tc>
           <w:tcPr>
-            <w:tcW w:type="dxa" w:w="2268"/>
+            <w:tcW w:type="dxa" w:w="1701"/>
           </w:tcPr>
           <w:p>
             <w:r>
@@ -844,31 +900,41 @@
         </w:tc>
         <w:tc>
           <w:tcPr>
-            <w:tcW w:type="dxa" w:w="2268"/>
+            <w:tcW w:type="dxa" w:w="1701"/>
           </w:tcPr>
           <w:p>
             <w:r>
-              <w:t>uniform 37.5 psu</w:t>
+              <w:t>uniform 37.5</w:t>
             </w:r>
           </w:p>
         </w:tc>
         <w:tc>
           <w:tcPr>
-            <w:tcW w:type="dxa" w:w="2268"/>
+            <w:tcW w:type="dxa" w:w="1701"/>
           </w:tcPr>
           <w:p>
             <w:r>
-              <w:t>uniform 37.5 psu</w:t>
+              <w:t>uniform 37.5</w:t>
             </w:r>
           </w:p>
         </w:tc>
         <w:tc>
           <w:tcPr>
-            <w:tcW w:type="dxa" w:w="2551"/>
+            <w:tcW w:type="dxa" w:w="1701"/>
           </w:tcPr>
           <w:p>
             <w:r>
-              <w:t>42 psu interior, 37.5 offshore</w:t>
+              <w:t>attempted 42 interior (not applied — nudging)</w:t>
+            </w:r>
+          </w:p>
+        </w:tc>
+        <w:tc>
+          <w:tcPr>
+            <w:tcW w:type="dxa" w:w="1701"/>
+          </w:tcPr>
+          <w:p>
+            <w:r>
+              <w:t>attempted 42 interior (still not applied)</w:t>
             </w:r>
           </w:p>
         </w:tc>
@@ -876,7 +942,7 @@
       <w:tr>
         <w:tc>
           <w:tcPr>
-            <w:tcW w:type="dxa" w:w="2268"/>
+            <w:tcW w:type="dxa" w:w="1701"/>
           </w:tcPr>
           <w:p>
             <w:r>
@@ -886,7 +952,7 @@
         </w:tc>
         <w:tc>
           <w:tcPr>
-            <w:tcW w:type="dxa" w:w="2268"/>
+            <w:tcW w:type="dxa" w:w="1701"/>
           </w:tcPr>
           <w:p>
             <w:r>
@@ -896,7 +962,7 @@
         </w:tc>
         <w:tc>
           <w:tcPr>
-            <w:tcW w:type="dxa" w:w="2268"/>
+            <w:tcW w:type="dxa" w:w="1701"/>
           </w:tcPr>
           <w:p>
             <w:r>
@@ -906,49 +972,17 @@
         </w:tc>
         <w:tc>
           <w:tcPr>
-            <w:tcW w:type="dxa" w:w="2551"/>
+            <w:tcW w:type="dxa" w:w="1701"/>
           </w:tcPr>
           <w:p>
             <w:r>
-              <w:t>yes (residence time)</w:t>
-            </w:r>
-          </w:p>
-        </w:tc>
-      </w:tr>
-      <w:tr>
-        <w:tc>
-          <w:tcPr>
-            <w:tcW w:type="dxa" w:w="2268"/>
-          </w:tcPr>
-          <w:p>
-            <w:r>
-              <w:t>SWAN wave coupling</w:t>
+              <w:t>yes</w:t>
             </w:r>
           </w:p>
         </w:tc>
         <w:tc>
           <w:tcPr>
-            <w:tcW w:type="dxa" w:w="2268"/>
-          </w:tcPr>
-          <w:p>
-            <w:r>
-              <w:t>no</w:t>
-            </w:r>
-          </w:p>
-        </w:tc>
-        <w:tc>
-          <w:tcPr>
-            <w:tcW w:type="dxa" w:w="2268"/>
-          </w:tcPr>
-          <w:p>
-            <w:r>
-              <w:t>no</w:t>
-            </w:r>
-          </w:p>
-        </w:tc>
-        <w:tc>
-          <w:tcPr>
-            <w:tcW w:type="dxa" w:w="2551"/>
+            <w:tcW w:type="dxa" w:w="1701"/>
           </w:tcPr>
           <w:p>
             <w:r>
@@ -960,7 +994,59 @@
       <w:tr>
         <w:tc>
           <w:tcPr>
-            <w:tcW w:type="dxa" w:w="2268"/>
+            <w:tcW w:type="dxa" w:w="1701"/>
+          </w:tcPr>
+          <w:p>
+            <w:r>
+              <w:t>SWAN wave coupling</w:t>
+            </w:r>
+          </w:p>
+        </w:tc>
+        <w:tc>
+          <w:tcPr>
+            <w:tcW w:type="dxa" w:w="1701"/>
+          </w:tcPr>
+          <w:p>
+            <w:r>
+              <w:t>no</w:t>
+            </w:r>
+          </w:p>
+        </w:tc>
+        <w:tc>
+          <w:tcPr>
+            <w:tcW w:type="dxa" w:w="1701"/>
+          </w:tcPr>
+          <w:p>
+            <w:r>
+              <w:t>no</w:t>
+            </w:r>
+          </w:p>
+        </w:tc>
+        <w:tc>
+          <w:tcPr>
+            <w:tcW w:type="dxa" w:w="1701"/>
+          </w:tcPr>
+          <w:p>
+            <w:r>
+              <w:t>intended (constant BC, single grid)</w:t>
+            </w:r>
+          </w:p>
+        </w:tc>
+        <w:tc>
+          <w:tcPr>
+            <w:tcW w:type="dxa" w:w="1701"/>
+          </w:tcPr>
+          <w:p>
+            <w:r>
+              <w:t>yes, nested: outer 800 m + inner 100 m</w:t>
+            </w:r>
+          </w:p>
+        </w:tc>
+      </w:tr>
+      <w:tr>
+        <w:tc>
+          <w:tcPr>
+            <w:tcW w:type="dxa" w:w="1701"/>
           </w:tcPr>
           <w:p>
             <w:r>
@@ -970,17 +1056,17 @@
         </w:tc>
         <w:tc>
           <w:tcPr>
-            <w:tcW w:type="dxa" w:w="2268"/>
+            <w:tcW w:type="dxa" w:w="1701"/>
           </w:tcPr>
           <w:p>
             <w:r>
-              <w:t>Jul 1–10 (9 d)</w:t>
+              <w:t>Jul 1–10</w:t>
             </w:r>
           </w:p>
         </w:tc>
         <w:tc>
           <w:tcPr>
-            <w:tcW w:type="dxa" w:w="2268"/>
+            <w:tcW w:type="dxa" w:w="1701"/>
           </w:tcPr>
           <w:p>
             <w:r>
@@ -990,11 +1076,73 @@
         </w:tc>
         <w:tc>
           <w:tcPr>
-            <w:tcW w:type="dxa" w:w="2551"/>
+            <w:tcW w:type="dxa" w:w="1701"/>
           </w:tcPr>
           <w:p>
             <w:r>
-              <w:t>≥30 d (pending BC download)</w:t>
+              <w:t>9 d</w:t>
+            </w:r>
+          </w:p>
+        </w:tc>
+        <w:tc>
+          <w:tcPr>
+            <w:tcW w:type="dxa" w:w="1701"/>
+          </w:tcPr>
+          <w:p>
+            <w:r>
+              <w:t>9 d</w:t>
+            </w:r>
+          </w:p>
+        </w:tc>
+      </w:tr>
+      <w:tr>
+        <w:tc>
+          <w:tcPr>
+            <w:tcW w:type="dxa" w:w="1701"/>
+          </w:tcPr>
+          <w:p>
+            <w:r>
+              <w:t>Execution</w:t>
+            </w:r>
+          </w:p>
+        </w:tc>
+        <w:tc>
+          <w:tcPr>
+            <w:tcW w:type="dxa" w:w="1701"/>
+          </w:tcPr>
+          <w:p>
+            <w:r>
+              <w:t>local, seq.</w:t>
+            </w:r>
+          </w:p>
+        </w:tc>
+        <w:tc>
+          <w:tcPr>
+            <w:tcW w:type="dxa" w:w="1701"/>
+          </w:tcPr>
+          <w:p>
+            <w:r>
+              <w:t>EDITO, seq.</w:t>
+            </w:r>
+          </w:p>
+        </w:tc>
+        <w:tc>
+          <w:tcPr>
+            <w:tcW w:type="dxa" w:w="1701"/>
+          </w:tcPr>
+          <w:p>
+            <w:r>
+              <w:t>EDITO, 4× MPI</w:t>
+            </w:r>
+          </w:p>
+        </w:tc>
+        <w:tc>
+          <w:tcPr>
+            <w:tcW w:type="dxa" w:w="1701"/>
+          </w:tcPr>
+          <w:p>
+            <w:r>
+              <w:t>local, 4× MPI</w:t>
             </w:r>
           </w:p>
         </w:tc>
@@ -1802,6 +1950,38 @@
           <w:p>
             <w:r>
               <w:t>14</w:t>
+            </w:r>
+          </w:p>
+        </w:tc>
+      </w:tr>
+      <w:tr>
+        <w:tc>
+          <w:tcPr>
+            <w:tcW w:type="dxa" w:w="2835"/>
+          </w:tcPr>
+          <w:p>
+            <w:r>
+              <w:t>16_bocasud_investigation.ipynb</w:t>
+            </w:r>
+          </w:p>
+        </w:tc>
+        <w:tc>
+          <w:tcPr>
+            <w:tcW w:type="dxa" w:w="6236"/>
+          </w:tcPr>
+          <w:p>
+            <w:r>
+              <w:t>16 — BocaSud residual investigation (v02)</w:t>
+            </w:r>
+          </w:p>
+        </w:tc>
+        <w:tc>
+          <w:tcPr>
+            <w:tcW w:type="dxa" w:w="850"/>
+          </w:tcPr>
+          <w:p>
+            <w:r>
+              <w:t>20</w:t>
             </w:r>
           </w:p>
         </w:tc>
@@ -2699,7 +2879,7 @@
           <w:b w:val="0"/>
           <w:i w:val="0"/>
         </w:rPr>
-        <w:t>After the power-outage incident, v02 was migrated to EDITO. Upload path: 140 MB of inputs to s3://oidc-cmartinsjr/DFM_INPUT/ via boto3. The run is currently executing; expected wall-clock ~2-3 hours for the full 9-day window on EDITO's provisioned resources.</w:t>
+        <w:t>After the power-outage incident, v02 was migrated to EDITO. Upload path: 140 MB of inputs to s3://oidc-cmartinsjr/DFM_INPUT/ via boto3. v02 completed the 9-day run on EDITO and produced dramatically improved WL metrics (RMSE 6-7× lower than v01, bias near zero, Willmott ~0.85 at BocaNord). The +0.42 m datum offset fixed the systematic bias; BocaSud still shows residual RMSE ~0.10 m and Willmott 0.66 (under investigation).</w:t>
       </w:r>
     </w:p>
     <w:p>
@@ -2707,7 +2887,206 @@
         <w:pStyle w:val="Heading2"/>
       </w:pPr>
       <w:r>
-        <w:t>5.4 Wind blending</w:t>
+        <w:t>5.4 v03 on EDITO (coupled waves + tracer)</w:t>
+      </w:r>
+    </w:p>
+    <w:p>
+      <w:r>
+        <w:rPr>
+          <w:b w:val="0"/>
+          <w:i w:val="0"/>
+        </w:rPr>
+        <w:t>v03 added three upgrades over v02: passive residence-time tracer, attempted hypersaline salinity initial field (42 psu interior), and intended SWAN wave coupling. Ran on EDITO with nPart=4 MPI processes; completed the 9-day window in ~5 hours wall-clock. Outputs: partitioned his.nc + 4× map.nc (~9.6 GB each).</w:t>
+      </w:r>
+    </w:p>
+    <w:p>
+      <w:r>
+        <w:rPr>
+          <w:b w:val="0"/>
+          <w:i w:val="0"/>
+        </w:rPr>
+        <w:t>Findings: (a) WL metrics unchanged vs v02 — waves had negligible impact on water level in this microtidal regime; (b) hypersaline initial field NOT applied — salinity stayed at ~37.7 psu interior (the nudging file or CMEMS salinitybnd overrides the XYZ initial field); (c) tracer decay successful: e-folding time τ ≈ 3.9 d at C1_Central (interior), 4.6 d at C3_SouthCenter, &lt;1 d near inlets. This is the first concrete estimate of lagoon residence time.</w:t>
+      </w:r>
+    </w:p>
+    <w:p>
+      <w:pPr>
+        <w:pStyle w:val="Heading2"/>
+      </w:pPr>
+      <w:r>
+        <w:t>5.5 v03a local (nested SWAN active + 4× MPI)</w:t>
+      </w:r>
+    </w:p>
+    <w:p>
+      <w:r>
+        <w:rPr>
+          <w:b w:val="0"/>
+          <w:i w:val="0"/>
+        </w:rPr>
+        <w:t>v03a is the authoritative version: inputs were updated on the office computer (inner SWAN grid regenerated at 121×221 @ 100 m, simulation bumped to full 9 days with daily restart files), then locally we added the outer SWAN grid at 69×54 @ ~800 m covering the entire FM domain, with NestedInDomain=1 on the inner — now the full FM domain has wave coupling instead of just the lagoon.</w:t>
+      </w:r>
+    </w:p>
+    <w:p>
+      <w:r>
+        <w:rPr>
+          <w:b w:val="0"/>
+          <w:i w:val="0"/>
+        </w:rPr>
+        <w:t>Two non-obvious fixes were required for SWAN-WAVE to accept the grids: (a) the .dep files must use FORTRAN fixed-width format "12 values per line, %17.7e", exactly matching the inner file that worked; any extra whitespace triggers a misleading "Premature end of file" error; (b) both depth files must be padded to (MC+1)×(NC+1) with -99 fill values in the extra row and column (end-of-row/column markers required by the Delft3D-WAVE parser).</w:t>
+      </w:r>
+    </w:p>
+    <w:p>
+      <w:r>
+        <w:rPr>
+          <w:b w:val="0"/>
+          <w:i w:val="0"/>
+        </w:rPr>
+        <w:t>The run completed 9 days locally in 5h38min on a Ryzen 5 3600 (6 physical / 12 logical cores, 16 GB RAM) with 4 MPI processes. Total output: 27 GB across four map.nc partitions plus SWAN output on both grids.</w:t>
+      </w:r>
+    </w:p>
+    <w:p>
+      <w:r>
+        <w:rPr>
+          <w:b/>
+          <w:i w:val="0"/>
+        </w:rPr>
+        <w:t>Results:</w:t>
+      </w:r>
+    </w:p>
+    <w:p>
+      <w:r>
+        <w:rPr>
+          <w:b w:val="0"/>
+          <w:i w:val="0"/>
+        </w:rPr>
+        <w:t>(1) WL metrics essentially identical to v02 / v03 (±0.002 m RMSE, ±0.01 Willmott), confirming the waves contribute negligibly to the water level signal. (2) Hypersaline salinity STILL not applied — same 37.7 psu throughout the lagoon. The fix of setting initialSalinity=0.0 in the MDU did not help, suggesting the nudging file or boundary condition is overriding. Requires investigation of the iniWithNudge flag and the nudge_salinity_temperature initial condition file. (3) Tracer decay consistent with v03 EDITO: τ ≈ 3.0 d at C1_Central and 3.7 d at C3_SouthCenter — residence time estimate robust across runs.</w:t>
+      </w:r>
+    </w:p>
+    <w:p>
+      <w:r>
+        <w:rPr>
+          <w:b/>
+          <w:i w:val="0"/>
+        </w:rPr>
+        <w:t>Key achievement:</w:t>
+      </w:r>
+    </w:p>
+    <w:p>
+      <w:r>
+        <w:rPr>
+          <w:b w:val="0"/>
+          <w:i w:val="0"/>
+        </w:rPr>
+        <w:t>The model runs end-to-end locally with FM + nested SWAN coupling via DIMR, producing consistent validation metrics and usable tracer time series. This establishes a reliable baseline for subsequent scenario runs (canal discharge, wind ensemble, seagrass roughness) without relying on EDITO compute availability.</w:t>
+      </w:r>
+    </w:p>
+    <w:p>
+      <w:pPr>
+        <w:jc w:val="center"/>
+      </w:pPr>
+      <w:r>
+        <w:drawing>
+          <wp:inline xmlns:a="http://schemas.openxmlformats.org/drawingml/2006/main" xmlns:pic="http://schemas.openxmlformats.org/drawingml/2006/picture">
+            <wp:extent cx="5040000" cy="3240000"/>
+            <wp:docPr id="8" name="Picture 8"/>
+            <wp:cNvGraphicFramePr>
+              <a:graphicFrameLocks noChangeAspect="1"/>
+            </wp:cNvGraphicFramePr>
+            <a:graphic>
+              <a:graphicData uri="http://schemas.openxmlformats.org/drawingml/2006/picture">
+                <pic:pic>
+                  <pic:nvPicPr>
+                    <pic:cNvPr id="0" name="v03a_wl_validation.png"/>
+                    <pic:cNvPicPr/>
+                  </pic:nvPicPr>
+                  <pic:blipFill>
+                    <a:blip r:embed="rId16"/>
+                    <a:stretch>
+                      <a:fillRect/>
+                    </a:stretch>
+                  </pic:blipFill>
+                  <pic:spPr>
+                    <a:xfrm>
+                      <a:off x="0" y="0"/>
+                      <a:ext cx="5040000" cy="3240000"/>
+                    </a:xfrm>
+                    <a:prstGeom prst="rect"/>
+                  </pic:spPr>
+                </pic:pic>
+              </a:graphicData>
+            </a:graphic>
+          </wp:inline>
+        </w:drawing>
+      </w:r>
+    </w:p>
+    <w:p>
+      <w:pPr>
+        <w:jc w:val="center"/>
+      </w:pPr>
+      <w:r>
+        <w:rPr>
+          <w:i/>
+          <w:sz w:val="20"/>
+        </w:rPr>
+        <w:t>Figure: v03a water-level validation at BN/BS/AE. Metrics essentially identical to v02 and v03.</w:t>
+      </w:r>
+    </w:p>
+    <w:p>
+      <w:pPr>
+        <w:jc w:val="center"/>
+      </w:pPr>
+      <w:r>
+        <w:drawing>
+          <wp:inline xmlns:a="http://schemas.openxmlformats.org/drawingml/2006/main" xmlns:pic="http://schemas.openxmlformats.org/drawingml/2006/picture">
+            <wp:extent cx="5040000" cy="1938462"/>
+            <wp:docPr id="9" name="Picture 9"/>
+            <wp:cNvGraphicFramePr>
+              <a:graphicFrameLocks noChangeAspect="1"/>
+            </wp:cNvGraphicFramePr>
+            <a:graphic>
+              <a:graphicData uri="http://schemas.openxmlformats.org/drawingml/2006/picture">
+                <pic:pic>
+                  <pic:nvPicPr>
+                    <pic:cNvPr id="0" name="v03a_salinity_check.png"/>
+                    <pic:cNvPicPr/>
+                  </pic:nvPicPr>
+                  <pic:blipFill>
+                    <a:blip r:embed="rId17"/>
+                    <a:stretch>
+                      <a:fillRect/>
+                    </a:stretch>
+                  </pic:blipFill>
+                  <pic:spPr>
+                    <a:xfrm>
+                      <a:off x="0" y="0"/>
+                      <a:ext cx="5040000" cy="1938462"/>
+                    </a:xfrm>
+                    <a:prstGeom prst="rect"/>
+                  </pic:spPr>
+                </pic:pic>
+              </a:graphicData>
+            </a:graphic>
+          </wp:inline>
+        </w:drawing>
+      </w:r>
+    </w:p>
+    <w:p>
+      <w:pPr>
+        <w:jc w:val="center"/>
+      </w:pPr>
+      <w:r>
+        <w:rPr>
+          <w:i/>
+          <w:sz w:val="20"/>
+        </w:rPr>
+        <w:t>Figure: v03a surface salinity evolution — the hypersaline initial condition (target 42 psu) is not being applied; interior stays at ~37.7 psu throughout. Red dotted line is the intended interior value.</w:t>
+      </w:r>
+    </w:p>
+    <w:p>
+      <w:pPr>
+        <w:pStyle w:val="Heading2"/>
+      </w:pPr>
+      <w:r>
+        <w:t>5.6 Wind blending</w:t>
       </w:r>
     </w:p>
     <w:p>
@@ -2727,7 +3106,7 @@
         <w:drawing>
           <wp:inline xmlns:a="http://schemas.openxmlformats.org/drawingml/2006/main" xmlns:pic="http://schemas.openxmlformats.org/drawingml/2006/picture">
             <wp:extent cx="5040000" cy="2498859"/>
-            <wp:docPr id="8" name="Picture 8"/>
+            <wp:docPr id="10" name="Picture 10"/>
             <wp:cNvGraphicFramePr>
               <a:graphicFrameLocks noChangeAspect="1"/>
             </wp:cNvGraphicFramePr>
@@ -2739,7 +3118,7 @@
                     <pic:cNvPicPr/>
                   </pic:nvPicPr>
                   <pic:blipFill>
-                    <a:blip r:embed="rId16"/>
+                    <a:blip r:embed="rId18"/>
                     <a:stretch>
                       <a:fillRect/>
                     </a:stretch>
@@ -3032,7 +3411,7 @@
           </w:tcPr>
           <w:p>
             <w:r>
-              <w:t>Interrupted at 70%</w:t>
+              <w:t>Partial</w:t>
             </w:r>
           </w:p>
         </w:tc>
@@ -3042,7 +3421,7 @@
           </w:tcPr>
           <w:p>
             <w:r>
-              <w:t>Power outage; partial output intact (6.3 d)</w:t>
+              <w:t>Power outage at 70% (6.3 d simulated intact)</w:t>
             </w:r>
           </w:p>
         </w:tc>
@@ -3064,7 +3443,7 @@
           </w:tcPr>
           <w:p>
             <w:r>
-              <w:t>Running</w:t>
+              <w:t>Complete</w:t>
             </w:r>
           </w:p>
         </w:tc>
@@ -3074,7 +3453,7 @@
           </w:tcPr>
           <w:p>
             <w:r>
-              <w:t>After run_model.sh fix; full 9-d expected</w:t>
+              <w:t>Full 9-d; RMSE 6-7× better than v01</w:t>
             </w:r>
           </w:p>
         </w:tc>
@@ -3086,7 +3465,7 @@
           </w:tcPr>
           <w:p>
             <w:r>
-              <w:t>v03 build</w:t>
+              <w:t>v03 (EDITO)</w:t>
             </w:r>
           </w:p>
         </w:tc>
@@ -3096,7 +3475,7 @@
           </w:tcPr>
           <w:p>
             <w:r>
-              <w:t>Complete (notebook 14)</w:t>
+              <w:t>Complete</w:t>
             </w:r>
           </w:p>
         </w:tc>
@@ -3106,7 +3485,39 @@
           </w:tcPr>
           <w:p>
             <w:r>
-              <w:t>Pending v02 validation before launch</w:t>
+              <w:t>FM+SWAN intended, tracer working, salinity not applied</w:t>
+            </w:r>
+          </w:p>
+        </w:tc>
+      </w:tr>
+      <w:tr>
+        <w:tc>
+          <w:tcPr>
+            <w:tcW w:type="dxa" w:w="2835"/>
+          </w:tcPr>
+          <w:p>
+            <w:r>
+              <w:t>v03a (local)</w:t>
+            </w:r>
+          </w:p>
+        </w:tc>
+        <w:tc>
+          <w:tcPr>
+            <w:tcW w:type="dxa" w:w="2835"/>
+          </w:tcPr>
+          <w:p>
+            <w:r>
+              <w:t>Complete</w:t>
+            </w:r>
+          </w:p>
+        </w:tc>
+        <w:tc>
+          <w:tcPr>
+            <w:tcW w:type="dxa" w:w="3969"/>
+          </w:tcPr>
+          <w:p>
+            <w:r>
+              <w:t>9-d run in 5h38min on 4 MPI; nested SWAN active</w:t>
             </w:r>
           </w:p>
         </w:tc>
@@ -3138,7 +3549,103 @@
           </w:tcPr>
           <w:p>
             <w:r>
-              <w:t>S3 sync script + JupyterLab post-processing</w:t>
+              <w:t>S3 sync + JupyterLab + MinIO compat fixes</w:t>
+            </w:r>
+          </w:p>
+        </w:tc>
+      </w:tr>
+      <w:tr>
+        <w:tc>
+          <w:tcPr>
+            <w:tcW w:type="dxa" w:w="2835"/>
+          </w:tcPr>
+          <w:p>
+            <w:r>
+              <w:t>Local parallel run</w:t>
+            </w:r>
+          </w:p>
+        </w:tc>
+        <w:tc>
+          <w:tcPr>
+            <w:tcW w:type="dxa" w:w="2835"/>
+          </w:tcPr>
+          <w:p>
+            <w:r>
+              <w:t>Operational</w:t>
+            </w:r>
+          </w:p>
+        </w:tc>
+        <w:tc>
+          <w:tcPr>
+            <w:tcW w:type="dxa" w:w="3969"/>
+          </w:tcPr>
+          <w:p>
+            <w:r>
+              <w:t>4× MPI on Ryzen 5 3600 + SWAN wave.dll</w:t>
+            </w:r>
+          </w:p>
+        </w:tc>
+      </w:tr>
+      <w:tr>
+        <w:tc>
+          <w:tcPr>
+            <w:tcW w:type="dxa" w:w="2835"/>
+          </w:tcPr>
+          <w:p>
+            <w:r>
+              <w:t>Residence time estimate</w:t>
+            </w:r>
+          </w:p>
+        </w:tc>
+        <w:tc>
+          <w:tcPr>
+            <w:tcW w:type="dxa" w:w="2835"/>
+          </w:tcPr>
+          <w:p>
+            <w:r>
+              <w:t>First result</w:t>
+            </w:r>
+          </w:p>
+        </w:tc>
+        <w:tc>
+          <w:tcPr>
+            <w:tcW w:type="dxa" w:w="3969"/>
+          </w:tcPr>
+          <w:p>
+            <w:r>
+              <w:t>τ ≈ 3-4 d interior; consistent v03/v03a</w:t>
+            </w:r>
+          </w:p>
+        </w:tc>
+      </w:tr>
+      <w:tr>
+        <w:tc>
+          <w:tcPr>
+            <w:tcW w:type="dxa" w:w="2835"/>
+          </w:tcPr>
+          <w:p>
+            <w:r>
+              <w:t>Hypersaline salinity</w:t>
+            </w:r>
+          </w:p>
+        </w:tc>
+        <w:tc>
+          <w:tcPr>
+            <w:tcW w:type="dxa" w:w="2835"/>
+          </w:tcPr>
+          <w:p>
+            <w:r>
+              <w:t>Not applied</w:t>
+            </w:r>
+          </w:p>
+        </w:tc>
+        <w:tc>
+          <w:tcPr>
+            <w:tcW w:type="dxa" w:w="3969"/>
+          </w:tcPr>
+          <w:p>
+            <w:r>
+              <w:t>Nudging file overrides XYZ — v04 fix needed</w:t>
             </w:r>
           </w:p>
         </w:tc>
@@ -3170,71 +3677,7 @@
           </w:tcPr>
           <w:p>
             <w:r>
-              <w:t>Gated on v02 or later with July 8-9 window</w:t>
-            </w:r>
-          </w:p>
-        </w:tc>
-      </w:tr>
-      <w:tr>
-        <w:tc>
-          <w:tcPr>
-            <w:tcW w:type="dxa" w:w="2835"/>
-          </w:tcPr>
-          <w:p>
-            <w:r>
-              <w:t>Notebook 13 (residence)</w:t>
-            </w:r>
-          </w:p>
-        </w:tc>
-        <w:tc>
-          <w:tcPr>
-            <w:tcW w:type="dxa" w:w="2835"/>
-          </w:tcPr>
-          <w:p>
-            <w:r>
-              <w:t>Methodology + stub ready</w:t>
-            </w:r>
-          </w:p>
-        </w:tc>
-        <w:tc>
-          <w:tcPr>
-            <w:tcW w:type="dxa" w:w="3969"/>
-          </w:tcPr>
-          <w:p>
-            <w:r>
-              <w:t>Gated on v03 with ≥30-day BC</w:t>
-            </w:r>
-          </w:p>
-        </w:tc>
-      </w:tr>
-      <w:tr>
-        <w:tc>
-          <w:tcPr>
-            <w:tcW w:type="dxa" w:w="2835"/>
-          </w:tcPr>
-          <w:p>
-            <w:r>
-              <w:t>Notebook 15 (EDITO post)</w:t>
-            </w:r>
-          </w:p>
-        </w:tc>
-        <w:tc>
-          <w:tcPr>
-            <w:tcW w:type="dxa" w:w="2835"/>
-          </w:tcPr>
-          <w:p>
-            <w:r>
-              <w:t>Complete</w:t>
-            </w:r>
-          </w:p>
-        </w:tc>
-        <w:tc>
-          <w:tcPr>
-            <w:tcW w:type="dxa" w:w="3969"/>
-          </w:tcPr>
-          <w:p>
-            <w:r>
-              <w:t>Validated streaming of map.nc via s3fs</w:t>
+              <w:t>Can now run on v03 or v03a map.nc</w:t>
             </w:r>
           </w:p>
         </w:tc>
@@ -3253,7 +3696,7 @@
         <w:pStyle w:val="ListNumber"/>
       </w:pPr>
       <w:r>
-        <w:t>Monitor v02 completion on EDITO; inspect outputs vs v01 reference.</w:t>
+        <w:t>Debug hypersaline initial condition: check iniWithNudge flag in the MDU and the nudge_salinity_temperature file — build v04 where the XYZ override actually takes effect.</w:t>
       </w:r>
     </w:p>
     <w:p>
@@ -3261,7 +3704,7 @@
         <w:pStyle w:val="ListNumber"/>
       </w:pPr>
       <w:r>
-        <w:t>If v02 validates cleanly: run notebook 14 to rebuild v03 with current polygon, upload via edito_sync.py, launch delft3dfm_run_docker.</w:t>
+        <w:t>Analyze v03a SWAN output: read wavm-stagnone-swan_grid.nc (inner) and wavm-stagnone-swan_grid_outer.nc (outer) to check Hs, Tp, direction across the domain.</w:t>
       </w:r>
     </w:p>
     <w:p>
@@ -3269,7 +3712,7 @@
         <w:pStyle w:val="ListNumber"/>
       </w:pPr>
       <w:r>
-        <w:t>Resolve pod CPU allocation for nPart=4 (check Datalab UI advanced options, else use Process API).</w:t>
+        <w:t>Run particle-tracking (notebook 12) against v03 or v03a velocities, covering the July 8-9 drifter campaign window.</w:t>
       </w:r>
     </w:p>
     <w:p>
@@ -3277,7 +3720,7 @@
         <w:pStyle w:val="ListNumber"/>
       </w:pPr>
       <w:r>
-        <w:t>Download extended CMEMS + ERA5 (Jul 1 – Aug 15 2025) for the residence-time run.</w:t>
+        <w:t>Download extended CMEMS + ERA5 (Jul 1 – Aug 15 2025) for a ≥30-day residence-time run to let the tracer decay further.</w:t>
       </w:r>
     </w:p>
     <w:p>
@@ -3285,7 +3728,7 @@
         <w:pStyle w:val="ListNumber"/>
       </w:pPr>
       <w:r>
-        <w:t>Run notebook 15 post-processing on v02 outputs; produce v01 vs v02 comparison figures.</w:t>
+        <w:t>Upgrade SWAN boundary conditions from constant parametric to CMEMS MEDSEA_MULTIYEAR_WAV_006_012 time series (current BC: Hs=0.5 m, Tp=5 s, Dir=270° on the west).</w:t>
       </w:r>
     </w:p>
     <w:p>
@@ -3293,7 +3736,7 @@
         <w:pStyle w:val="ListNumber"/>
       </w:pPr>
       <w:r>
-        <w:t>Execute particle-tracking notebook 12 against v02 (or v03) outputs covering the drifter campaign.</w:t>
+        <w:t>Resolve EDITO bucket quota and re-run the full pipeline on EDITO for cross-validation with the local v03a run.</w:t>
       </w:r>
     </w:p>
     <w:p>
@@ -4094,6 +4537,38 @@
           <w:p>
             <w:r>
               <w:t>**Run this notebook inside JupyterLab launched from the EDITO Datalab service catalog.** It validates S3 access to your personal bucket and demonstrates how to open the v02 outputs *without downloa...</w:t>
+            </w:r>
+          </w:p>
+        </w:tc>
+      </w:tr>
+      <w:tr>
+        <w:tc>
+          <w:tcPr>
+            <w:tcW w:type="dxa" w:w="2835"/>
+          </w:tcPr>
+          <w:p>
+            <w:r>
+              <w:t>16_bocasud_investigation.ipynb</w:t>
+            </w:r>
+          </w:p>
+        </w:tc>
+        <w:tc>
+          <w:tcPr>
+            <w:tcW w:type="dxa" w:w="2835"/>
+          </w:tcPr>
+          <w:p>
+            <w:r>
+              <w:t>16 — BocaSud residual investigation (v02)</w:t>
+            </w:r>
+          </w:p>
+        </w:tc>
+        <w:tc>
+          <w:tcPr>
+            <w:tcW w:type="dxa" w:w="3969"/>
+          </w:tcPr>
+          <w:p>
+            <w:r>
+              <w:t>**Question:** v02 EDITO results show BocaSud RMSE 0.106 m / Willmott 0.66 — markedly worse than BocaNord (0.07 / 0.85) and AltaVilaEst (0.08 / 0.78). Why? **Three suspects:** 1. **Inlet-specific:**...</w:t>
             </w:r>
           </w:p>
         </w:tc>
